--- a/测试报告_v1.0.docx
+++ b/测试报告_v1.0.docx
@@ -24,7 +24,7 @@
           <w:color w:val="7D889B"/>
           <w:sz w:val="22"/>
         </w:rPr>
-        <w:t>12/12 通过 · 5.5 秒 · v1.0 · 2026-10-27 10:10</w:t>
+        <w:t>15/15 通过 · 8.2 秒 · v1.0 · 2026-10-27 19:06</w:t>
       </w:r>
     </w:p>
     <w:p/>
@@ -108,7 +108,7 @@
               <w:rPr>
                 <w:sz w:val="18"/>
               </w:rPr>
-              <w:t>12/12</w:t>
+              <w:t>15/15</w:t>
             </w:r>
           </w:p>
         </w:tc>
@@ -168,7 +168,7 @@
               <w:rPr>
                 <w:sz w:val="18"/>
               </w:rPr>
-              <w:t>5.5 秒（LLM 走本地缓存）</w:t>
+              <w:t>8.2 秒（LLM 走本地缓存）</w:t>
             </w:r>
           </w:p>
         </w:tc>
@@ -375,7 +375,7 @@
               <w:rPr>
                 <w:sz w:val="18"/>
               </w:rPr>
-              <w:t>500 ms</w:t>
+              <w:t>276 ms</w:t>
             </w:r>
           </w:p>
         </w:tc>
@@ -389,7 +389,7 @@
               <w:rPr>
                 <w:sz w:val="18"/>
               </w:rPr>
-              <w:t>写入 20 条 / 11.0 ms；精修 采纳 7 · 驳回 1</w:t>
+              <w:t>写入 20 条 / 19.6 ms；精修 采纳 7 · 驳回 1</w:t>
             </w:r>
           </w:p>
         </w:tc>
@@ -447,7 +447,7 @@
               <w:rPr>
                 <w:sz w:val="18"/>
               </w:rPr>
-              <w:t>476 ms</w:t>
+              <w:t>265 ms</w:t>
             </w:r>
           </w:p>
         </w:tc>
@@ -519,7 +519,7 @@
               <w:rPr>
                 <w:sz w:val="18"/>
               </w:rPr>
-              <w:t>283 ms</w:t>
+              <w:t>123 ms</w:t>
             </w:r>
           </w:p>
         </w:tc>
@@ -591,7 +591,7 @@
               <w:rPr>
                 <w:sz w:val="18"/>
               </w:rPr>
-              <w:t>265 ms</w:t>
+              <w:t>119 ms</w:t>
             </w:r>
           </w:p>
         </w:tc>
@@ -663,7 +663,7 @@
               <w:rPr>
                 <w:sz w:val="18"/>
               </w:rPr>
-              <w:t>481 ms</w:t>
+              <w:t>235 ms</w:t>
             </w:r>
           </w:p>
         </w:tc>
@@ -735,7 +735,7 @@
               <w:rPr>
                 <w:sz w:val="18"/>
               </w:rPr>
-              <w:t>340 ms</w:t>
+              <w:t>244 ms</w:t>
             </w:r>
           </w:p>
         </w:tc>
@@ -807,7 +807,7 @@
               <w:rPr>
                 <w:sz w:val="18"/>
               </w:rPr>
-              <w:t>469 ms</w:t>
+              <w:t>314 ms</w:t>
             </w:r>
           </w:p>
         </w:tc>
@@ -879,7 +879,7 @@
               <w:rPr>
                 <w:sz w:val="18"/>
               </w:rPr>
-              <w:t>1534 ms</w:t>
+              <w:t>965 ms</w:t>
             </w:r>
           </w:p>
         </w:tc>
@@ -951,7 +951,7 @@
               <w:rPr>
                 <w:sz w:val="18"/>
               </w:rPr>
-              <w:t>282 ms</w:t>
+              <w:t>115 ms</w:t>
             </w:r>
           </w:p>
         </w:tc>
@@ -1023,7 +1023,7 @@
               <w:rPr>
                 <w:sz w:val="18"/>
               </w:rPr>
-              <w:t>288 ms</w:t>
+              <w:t>114 ms</w:t>
             </w:r>
           </w:p>
         </w:tc>
@@ -1095,7 +1095,7 @@
               <w:rPr>
                 <w:sz w:val="18"/>
               </w:rPr>
-              <w:t>322 ms</w:t>
+              <w:t>114 ms</w:t>
             </w:r>
           </w:p>
         </w:tc>
@@ -1167,7 +1167,7 @@
               <w:rPr>
                 <w:sz w:val="18"/>
               </w:rPr>
-              <w:t>264 ms</w:t>
+              <w:t>116 ms</w:t>
             </w:r>
           </w:p>
         </w:tc>
@@ -1182,6 +1182,222 @@
                 <w:sz w:val="18"/>
               </w:rPr>
               <w:t>accuracy@1 66%</w:t>
+            </w:r>
+          </w:p>
+        </w:tc>
+      </w:tr>
+      <w:tr>
+        <w:tc>
+          <w:tcPr>
+            <w:tcW w:type="dxa" w:w="454"/>
+          </w:tcPr>
+          <w:p>
+            <w:r/>
+            <w:r>
+              <w:rPr>
+                <w:sz w:val="18"/>
+              </w:rPr>
+              <w:t>13</w:t>
+            </w:r>
+          </w:p>
+        </w:tc>
+        <w:tc>
+          <w:tcPr>
+            <w:tcW w:type="dxa" w:w="2948"/>
+          </w:tcPr>
+          <w:p>
+            <w:r/>
+            <w:r>
+              <w:rPr>
+                <w:sz w:val="18"/>
+              </w:rPr>
+              <w:t>看板写入：新增/编辑/归档/审计</w:t>
+            </w:r>
+          </w:p>
+        </w:tc>
+        <w:tc>
+          <w:tcPr>
+            <w:tcW w:type="dxa" w:w="454"/>
+          </w:tcPr>
+          <w:p>
+            <w:r/>
+            <w:r>
+              <w:rPr>
+                <w:sz w:val="18"/>
+              </w:rPr>
+              <w:t>✓</w:t>
+            </w:r>
+          </w:p>
+        </w:tc>
+        <w:tc>
+          <w:tcPr>
+            <w:tcW w:type="dxa" w:w="1247"/>
+          </w:tcPr>
+          <w:p>
+            <w:r/>
+            <w:r>
+              <w:rPr>
+                <w:sz w:val="18"/>
+              </w:rPr>
+              <w:t>1059 ms</w:t>
+            </w:r>
+          </w:p>
+        </w:tc>
+        <w:tc>
+          <w:tcPr>
+            <w:tcW w:type="dxa" w:w="3969"/>
+          </w:tcPr>
+          <w:p>
+            <w:r/>
+            <w:r>
+              <w:rPr>
+                <w:sz w:val="18"/>
+              </w:rPr>
+              <w:t>不达标 0；审计 create/update/archive/restore</w:t>
+            </w:r>
+          </w:p>
+        </w:tc>
+      </w:tr>
+      <w:tr>
+        <w:tc>
+          <w:tcPr>
+            <w:tcW w:type="dxa" w:w="454"/>
+          </w:tcPr>
+          <w:p>
+            <w:r/>
+            <w:r>
+              <w:rPr>
+                <w:sz w:val="18"/>
+              </w:rPr>
+              <w:t>14</w:t>
+            </w:r>
+          </w:p>
+        </w:tc>
+        <w:tc>
+          <w:tcPr>
+            <w:tcW w:type="dxa" w:w="2948"/>
+          </w:tcPr>
+          <w:p>
+            <w:r/>
+            <w:r>
+              <w:rPr>
+                <w:sz w:val="18"/>
+              </w:rPr>
+              <w:t>备份与恢复闭环</w:t>
+            </w:r>
+          </w:p>
+        </w:tc>
+        <w:tc>
+          <w:tcPr>
+            <w:tcW w:type="dxa" w:w="454"/>
+          </w:tcPr>
+          <w:p>
+            <w:r/>
+            <w:r>
+              <w:rPr>
+                <w:sz w:val="18"/>
+              </w:rPr>
+              <w:t>✓</w:t>
+            </w:r>
+          </w:p>
+        </w:tc>
+        <w:tc>
+          <w:tcPr>
+            <w:tcW w:type="dxa" w:w="1247"/>
+          </w:tcPr>
+          <w:p>
+            <w:r/>
+            <w:r>
+              <w:rPr>
+                <w:sz w:val="18"/>
+              </w:rPr>
+              <w:t>1330 ms</w:t>
+            </w:r>
+          </w:p>
+        </w:tc>
+        <w:tc>
+          <w:tcPr>
+            <w:tcW w:type="dxa" w:w="3969"/>
+          </w:tcPr>
+          <w:p>
+            <w:r/>
+            <w:r>
+              <w:rPr>
+                <w:sz w:val="18"/>
+              </w:rPr>
+              <w:t>恢复 55 / 55；不达标 0</w:t>
+            </w:r>
+          </w:p>
+        </w:tc>
+      </w:tr>
+      <w:tr>
+        <w:tc>
+          <w:tcPr>
+            <w:tcW w:type="dxa" w:w="454"/>
+          </w:tcPr>
+          <w:p>
+            <w:r/>
+            <w:r>
+              <w:rPr>
+                <w:sz w:val="18"/>
+              </w:rPr>
+              <w:t>15</w:t>
+            </w:r>
+          </w:p>
+        </w:tc>
+        <w:tc>
+          <w:tcPr>
+            <w:tcW w:type="dxa" w:w="2948"/>
+          </w:tcPr>
+          <w:p>
+            <w:r/>
+            <w:r>
+              <w:rPr>
+                <w:sz w:val="18"/>
+              </w:rPr>
+              <w:t>按材料名检索（门槛 R@1 60%）</w:t>
+            </w:r>
+          </w:p>
+        </w:tc>
+        <w:tc>
+          <w:tcPr>
+            <w:tcW w:type="dxa" w:w="454"/>
+          </w:tcPr>
+          <w:p>
+            <w:r/>
+            <w:r>
+              <w:rPr>
+                <w:sz w:val="18"/>
+              </w:rPr>
+              <w:t>✓</w:t>
+            </w:r>
+          </w:p>
+        </w:tc>
+        <w:tc>
+          <w:tcPr>
+            <w:tcW w:type="dxa" w:w="1247"/>
+          </w:tcPr>
+          <w:p>
+            <w:r/>
+            <w:r>
+              <w:rPr>
+                <w:sz w:val="18"/>
+              </w:rPr>
+              <w:t>2778 ms</w:t>
+            </w:r>
+          </w:p>
+        </w:tc>
+        <w:tc>
+          <w:tcPr>
+            <w:tcW w:type="dxa" w:w="3969"/>
+          </w:tcPr>
+          <w:p>
+            <w:r/>
+            <w:r>
+              <w:rPr>
+                <w:sz w:val="18"/>
+              </w:rPr>
+              <w:t>按材料名 71% / 100%；门槛 达标</w:t>
             </w:r>
           </w:p>
         </w:tc>

--- a/测试报告_v1.0.docx
+++ b/测试报告_v1.0.docx
@@ -24,7 +24,7 @@
           <w:color w:val="7D889B"/>
           <w:sz w:val="22"/>
         </w:rPr>
-        <w:t>15/15 通过 · 8.2 秒 · v1.0 · 2026-10-27 19:06</w:t>
+        <w:t>15/15 通过 · 8.2 秒 · v1.0 · 2026-10-27 19:15</w:t>
       </w:r>
     </w:p>
     <w:p/>
@@ -375,7 +375,7 @@
               <w:rPr>
                 <w:sz w:val="18"/>
               </w:rPr>
-              <w:t>276 ms</w:t>
+              <w:t>283 ms</w:t>
             </w:r>
           </w:p>
         </w:tc>
@@ -389,7 +389,7 @@
               <w:rPr>
                 <w:sz w:val="18"/>
               </w:rPr>
-              <w:t>写入 20 条 / 19.6 ms；精修 采纳 7 · 驳回 1</w:t>
+              <w:t>写入 20 条 / 19.0 ms；精修 采纳 7 · 驳回 1</w:t>
             </w:r>
           </w:p>
         </w:tc>
@@ -519,7 +519,7 @@
               <w:rPr>
                 <w:sz w:val="18"/>
               </w:rPr>
-              <w:t>123 ms</w:t>
+              <w:t>164 ms</w:t>
             </w:r>
           </w:p>
         </w:tc>
@@ -591,7 +591,7 @@
               <w:rPr>
                 <w:sz w:val="18"/>
               </w:rPr>
-              <w:t>119 ms</w:t>
+              <w:t>122 ms</w:t>
             </w:r>
           </w:p>
         </w:tc>
@@ -663,7 +663,7 @@
               <w:rPr>
                 <w:sz w:val="18"/>
               </w:rPr>
-              <w:t>235 ms</w:t>
+              <w:t>300 ms</w:t>
             </w:r>
           </w:p>
         </w:tc>
@@ -735,7 +735,7 @@
               <w:rPr>
                 <w:sz w:val="18"/>
               </w:rPr>
-              <w:t>244 ms</w:t>
+              <w:t>241 ms</w:t>
             </w:r>
           </w:p>
         </w:tc>
@@ -807,7 +807,7 @@
               <w:rPr>
                 <w:sz w:val="18"/>
               </w:rPr>
-              <w:t>314 ms</w:t>
+              <w:t>265 ms</w:t>
             </w:r>
           </w:p>
         </w:tc>
@@ -879,7 +879,7 @@
               <w:rPr>
                 <w:sz w:val="18"/>
               </w:rPr>
-              <w:t>965 ms</w:t>
+              <w:t>967 ms</w:t>
             </w:r>
           </w:p>
         </w:tc>
@@ -951,7 +951,7 @@
               <w:rPr>
                 <w:sz w:val="18"/>
               </w:rPr>
-              <w:t>115 ms</w:t>
+              <w:t>111 ms</w:t>
             </w:r>
           </w:p>
         </w:tc>
@@ -1023,7 +1023,7 @@
               <w:rPr>
                 <w:sz w:val="18"/>
               </w:rPr>
-              <w:t>114 ms</w:t>
+              <w:t>110 ms</w:t>
             </w:r>
           </w:p>
         </w:tc>
@@ -1095,7 +1095,7 @@
               <w:rPr>
                 <w:sz w:val="18"/>
               </w:rPr>
-              <w:t>114 ms</w:t>
+              <w:t>110 ms</w:t>
             </w:r>
           </w:p>
         </w:tc>
@@ -1239,7 +1239,7 @@
               <w:rPr>
                 <w:sz w:val="18"/>
               </w:rPr>
-              <w:t>1059 ms</w:t>
+              <w:t>1200 ms</w:t>
             </w:r>
           </w:p>
         </w:tc>
@@ -1253,7 +1253,7 @@
               <w:rPr>
                 <w:sz w:val="18"/>
               </w:rPr>
-              <w:t>不达标 0；审计 create/update/archive/restore</w:t>
+              <w:t>不达标 0；审计 update/archive/restore</w:t>
             </w:r>
           </w:p>
         </w:tc>
@@ -1311,7 +1311,7 @@
               <w:rPr>
                 <w:sz w:val="18"/>
               </w:rPr>
-              <w:t>1330 ms</w:t>
+              <w:t>1226 ms</w:t>
             </w:r>
           </w:p>
         </w:tc>
@@ -1383,7 +1383,7 @@
               <w:rPr>
                 <w:sz w:val="18"/>
               </w:rPr>
-              <w:t>2778 ms</w:t>
+              <w:t>2763 ms</w:t>
             </w:r>
           </w:p>
         </w:tc>

--- a/测试报告_v1.0.docx
+++ b/测试报告_v1.0.docx
@@ -24,7 +24,7 @@
           <w:color w:val="7D889B"/>
           <w:sz w:val="22"/>
         </w:rPr>
-        <w:t>15/15 通过 · 8.2 秒 · v1.0 · 2026-10-27 19:15</w:t>
+        <w:t>15/15 通过 · 7.6 秒 · v1.0 · 2026-10-27 19:19</w:t>
       </w:r>
     </w:p>
     <w:p/>
@@ -168,7 +168,7 @@
               <w:rPr>
                 <w:sz w:val="18"/>
               </w:rPr>
-              <w:t>8.2 秒（LLM 走本地缓存）</w:t>
+              <w:t>7.6 秒（LLM 走本地缓存）</w:t>
             </w:r>
           </w:p>
         </w:tc>
@@ -375,7 +375,7 @@
               <w:rPr>
                 <w:sz w:val="18"/>
               </w:rPr>
-              <w:t>283 ms</w:t>
+              <w:t>260 ms</w:t>
             </w:r>
           </w:p>
         </w:tc>
@@ -389,7 +389,7 @@
               <w:rPr>
                 <w:sz w:val="18"/>
               </w:rPr>
-              <w:t>写入 20 条 / 19.0 ms；精修 采纳 7 · 驳回 1</w:t>
+              <w:t>写入 20 条 / 18.4 ms；精修 采纳 7 · 驳回 1</w:t>
             </w:r>
           </w:p>
         </w:tc>
@@ -447,7 +447,7 @@
               <w:rPr>
                 <w:sz w:val="18"/>
               </w:rPr>
-              <w:t>265 ms</w:t>
+              <w:t>250 ms</w:t>
             </w:r>
           </w:p>
         </w:tc>
@@ -519,7 +519,7 @@
               <w:rPr>
                 <w:sz w:val="18"/>
               </w:rPr>
-              <w:t>164 ms</w:t>
+              <w:t>137 ms</w:t>
             </w:r>
           </w:p>
         </w:tc>
@@ -591,7 +591,7 @@
               <w:rPr>
                 <w:sz w:val="18"/>
               </w:rPr>
-              <w:t>122 ms</w:t>
+              <w:t>113 ms</w:t>
             </w:r>
           </w:p>
         </w:tc>
@@ -663,7 +663,7 @@
               <w:rPr>
                 <w:sz w:val="18"/>
               </w:rPr>
-              <w:t>300 ms</w:t>
+              <w:t>253 ms</w:t>
             </w:r>
           </w:p>
         </w:tc>
@@ -735,7 +735,7 @@
               <w:rPr>
                 <w:sz w:val="18"/>
               </w:rPr>
-              <w:t>241 ms</w:t>
+              <w:t>198 ms</w:t>
             </w:r>
           </w:p>
         </w:tc>
@@ -807,7 +807,7 @@
               <w:rPr>
                 <w:sz w:val="18"/>
               </w:rPr>
-              <w:t>265 ms</w:t>
+              <w:t>233 ms</w:t>
             </w:r>
           </w:p>
         </w:tc>
@@ -879,7 +879,7 @@
               <w:rPr>
                 <w:sz w:val="18"/>
               </w:rPr>
-              <w:t>967 ms</w:t>
+              <w:t>984 ms</w:t>
             </w:r>
           </w:p>
         </w:tc>
@@ -951,7 +951,7 @@
               <w:rPr>
                 <w:sz w:val="18"/>
               </w:rPr>
-              <w:t>111 ms</w:t>
+              <w:t>106 ms</w:t>
             </w:r>
           </w:p>
         </w:tc>
@@ -1023,7 +1023,7 @@
               <w:rPr>
                 <w:sz w:val="18"/>
               </w:rPr>
-              <w:t>110 ms</w:t>
+              <w:t>109 ms</w:t>
             </w:r>
           </w:p>
         </w:tc>
@@ -1095,7 +1095,7 @@
               <w:rPr>
                 <w:sz w:val="18"/>
               </w:rPr>
-              <w:t>110 ms</w:t>
+              <w:t>100 ms</w:t>
             </w:r>
           </w:p>
         </w:tc>
@@ -1167,7 +1167,7 @@
               <w:rPr>
                 <w:sz w:val="18"/>
               </w:rPr>
-              <w:t>116 ms</w:t>
+              <w:t>125 ms</w:t>
             </w:r>
           </w:p>
         </w:tc>
@@ -1239,7 +1239,7 @@
               <w:rPr>
                 <w:sz w:val="18"/>
               </w:rPr>
-              <w:t>1200 ms</w:t>
+              <w:t>1135 ms</w:t>
             </w:r>
           </w:p>
         </w:tc>
@@ -1311,7 +1311,7 @@
               <w:rPr>
                 <w:sz w:val="18"/>
               </w:rPr>
-              <w:t>1226 ms</w:t>
+              <w:t>1119 ms</w:t>
             </w:r>
           </w:p>
         </w:tc>
@@ -1383,7 +1383,7 @@
               <w:rPr>
                 <w:sz w:val="18"/>
               </w:rPr>
-              <w:t>2763 ms</w:t>
+              <w:t>2470 ms</w:t>
             </w:r>
           </w:p>
         </w:tc>

--- a/测试报告_v1.0.docx
+++ b/测试报告_v1.0.docx
@@ -24,7 +24,7 @@
           <w:color w:val="7D889B"/>
           <w:sz w:val="22"/>
         </w:rPr>
-        <w:t>15/15 通过 · 7.6 秒 · v1.0 · 2026-10-27 19:19</w:t>
+        <w:t>15/15 通过 · 8.3 秒 · v1.0 · 2026-10-27 19:24</w:t>
       </w:r>
     </w:p>
     <w:p/>
@@ -168,7 +168,7 @@
               <w:rPr>
                 <w:sz w:val="18"/>
               </w:rPr>
-              <w:t>7.6 秒（LLM 走本地缓存）</w:t>
+              <w:t>8.3 秒（LLM 走本地缓存）</w:t>
             </w:r>
           </w:p>
         </w:tc>
@@ -375,7 +375,7 @@
               <w:rPr>
                 <w:sz w:val="18"/>
               </w:rPr>
-              <w:t>260 ms</w:t>
+              <w:t>281 ms</w:t>
             </w:r>
           </w:p>
         </w:tc>
@@ -389,7 +389,7 @@
               <w:rPr>
                 <w:sz w:val="18"/>
               </w:rPr>
-              <w:t>写入 20 条 / 18.4 ms；精修 采纳 7 · 驳回 1</w:t>
+              <w:t>写入 20 条 / 18.6 ms；精修 采纳 7 · 驳回 1</w:t>
             </w:r>
           </w:p>
         </w:tc>
@@ -447,7 +447,7 @@
               <w:rPr>
                 <w:sz w:val="18"/>
               </w:rPr>
-              <w:t>250 ms</w:t>
+              <w:t>264 ms</w:t>
             </w:r>
           </w:p>
         </w:tc>
@@ -519,7 +519,7 @@
               <w:rPr>
                 <w:sz w:val="18"/>
               </w:rPr>
-              <w:t>137 ms</w:t>
+              <w:t>145 ms</w:t>
             </w:r>
           </w:p>
         </w:tc>
@@ -591,7 +591,7 @@
               <w:rPr>
                 <w:sz w:val="18"/>
               </w:rPr>
-              <w:t>113 ms</w:t>
+              <w:t>114 ms</w:t>
             </w:r>
           </w:p>
         </w:tc>
@@ -663,7 +663,7 @@
               <w:rPr>
                 <w:sz w:val="18"/>
               </w:rPr>
-              <w:t>253 ms</w:t>
+              <w:t>289 ms</w:t>
             </w:r>
           </w:p>
         </w:tc>
@@ -735,7 +735,7 @@
               <w:rPr>
                 <w:sz w:val="18"/>
               </w:rPr>
-              <w:t>198 ms</w:t>
+              <w:t>229 ms</w:t>
             </w:r>
           </w:p>
         </w:tc>
@@ -807,7 +807,7 @@
               <w:rPr>
                 <w:sz w:val="18"/>
               </w:rPr>
-              <w:t>233 ms</w:t>
+              <w:t>270 ms</w:t>
             </w:r>
           </w:p>
         </w:tc>
@@ -879,7 +879,7 @@
               <w:rPr>
                 <w:sz w:val="18"/>
               </w:rPr>
-              <w:t>984 ms</w:t>
+              <w:t>1049 ms</w:t>
             </w:r>
           </w:p>
         </w:tc>
@@ -951,7 +951,7 @@
               <w:rPr>
                 <w:sz w:val="18"/>
               </w:rPr>
-              <w:t>106 ms</w:t>
+              <w:t>114 ms</w:t>
             </w:r>
           </w:p>
         </w:tc>
@@ -1023,7 +1023,7 @@
               <w:rPr>
                 <w:sz w:val="18"/>
               </w:rPr>
-              <w:t>109 ms</w:t>
+              <w:t>113 ms</w:t>
             </w:r>
           </w:p>
         </w:tc>
@@ -1095,7 +1095,7 @@
               <w:rPr>
                 <w:sz w:val="18"/>
               </w:rPr>
-              <w:t>100 ms</w:t>
+              <w:t>114 ms</w:t>
             </w:r>
           </w:p>
         </w:tc>
@@ -1167,7 +1167,7 @@
               <w:rPr>
                 <w:sz w:val="18"/>
               </w:rPr>
-              <w:t>125 ms</w:t>
+              <w:t>113 ms</w:t>
             </w:r>
           </w:p>
         </w:tc>
@@ -1239,7 +1239,7 @@
               <w:rPr>
                 <w:sz w:val="18"/>
               </w:rPr>
-              <w:t>1135 ms</w:t>
+              <w:t>1175 ms</w:t>
             </w:r>
           </w:p>
         </w:tc>
@@ -1311,7 +1311,7 @@
               <w:rPr>
                 <w:sz w:val="18"/>
               </w:rPr>
-              <w:t>1119 ms</w:t>
+              <w:t>1261 ms</w:t>
             </w:r>
           </w:p>
         </w:tc>
@@ -1383,7 +1383,7 @@
               <w:rPr>
                 <w:sz w:val="18"/>
               </w:rPr>
-              <w:t>2470 ms</w:t>
+              <w:t>2802 ms</w:t>
             </w:r>
           </w:p>
         </w:tc>

--- a/测试报告_v1.0.docx
+++ b/测试报告_v1.0.docx
@@ -24,7 +24,7 @@
           <w:color w:val="7D889B"/>
           <w:sz w:val="22"/>
         </w:rPr>
-        <w:t>15/15 通过 · 8.3 秒 · v1.0 · 2026-10-27 19:24</w:t>
+        <w:t>15/15 通过 · 9.4 秒 · v1.0 · 2026-10-27 19:35</w:t>
       </w:r>
     </w:p>
     <w:p/>
@@ -168,7 +168,7 @@
               <w:rPr>
                 <w:sz w:val="18"/>
               </w:rPr>
-              <w:t>8.3 秒（LLM 走本地缓存）</w:t>
+              <w:t>9.4 秒（LLM 走本地缓存）</w:t>
             </w:r>
           </w:p>
         </w:tc>
@@ -375,7 +375,7 @@
               <w:rPr>
                 <w:sz w:val="18"/>
               </w:rPr>
-              <w:t>281 ms</w:t>
+              <w:t>356 ms</w:t>
             </w:r>
           </w:p>
         </w:tc>
@@ -389,7 +389,7 @@
               <w:rPr>
                 <w:sz w:val="18"/>
               </w:rPr>
-              <w:t>写入 20 条 / 18.6 ms；精修 采纳 7 · 驳回 1</w:t>
+              <w:t>写入 20 条 / 17.9 ms；精修 采纳 7 · 驳回 1</w:t>
             </w:r>
           </w:p>
         </w:tc>
@@ -447,7 +447,7 @@
               <w:rPr>
                 <w:sz w:val="18"/>
               </w:rPr>
-              <w:t>264 ms</w:t>
+              <w:t>340 ms</w:t>
             </w:r>
           </w:p>
         </w:tc>
@@ -519,7 +519,7 @@
               <w:rPr>
                 <w:sz w:val="18"/>
               </w:rPr>
-              <w:t>145 ms</w:t>
+              <w:t>229 ms</w:t>
             </w:r>
           </w:p>
         </w:tc>
@@ -591,7 +591,7 @@
               <w:rPr>
                 <w:sz w:val="18"/>
               </w:rPr>
-              <w:t>114 ms</w:t>
+              <w:t>116 ms</w:t>
             </w:r>
           </w:p>
         </w:tc>
@@ -663,7 +663,7 @@
               <w:rPr>
                 <w:sz w:val="18"/>
               </w:rPr>
-              <w:t>289 ms</w:t>
+              <w:t>381 ms</w:t>
             </w:r>
           </w:p>
         </w:tc>
@@ -735,7 +735,7 @@
               <w:rPr>
                 <w:sz w:val="18"/>
               </w:rPr>
-              <w:t>229 ms</w:t>
+              <w:t>200 ms</w:t>
             </w:r>
           </w:p>
         </w:tc>
@@ -807,7 +807,7 @@
               <w:rPr>
                 <w:sz w:val="18"/>
               </w:rPr>
-              <w:t>270 ms</w:t>
+              <w:t>305 ms</w:t>
             </w:r>
           </w:p>
         </w:tc>
@@ -879,7 +879,7 @@
               <w:rPr>
                 <w:sz w:val="18"/>
               </w:rPr>
-              <w:t>1049 ms</w:t>
+              <w:t>963 ms</w:t>
             </w:r>
           </w:p>
         </w:tc>
@@ -951,7 +951,7 @@
               <w:rPr>
                 <w:sz w:val="18"/>
               </w:rPr>
-              <w:t>114 ms</w:t>
+              <w:t>113 ms</w:t>
             </w:r>
           </w:p>
         </w:tc>
@@ -1023,7 +1023,7 @@
               <w:rPr>
                 <w:sz w:val="18"/>
               </w:rPr>
-              <w:t>113 ms</w:t>
+              <w:t>110 ms</w:t>
             </w:r>
           </w:p>
         </w:tc>
@@ -1095,7 +1095,7 @@
               <w:rPr>
                 <w:sz w:val="18"/>
               </w:rPr>
-              <w:t>114 ms</w:t>
+              <w:t>109 ms</w:t>
             </w:r>
           </w:p>
         </w:tc>
@@ -1167,7 +1167,7 @@
               <w:rPr>
                 <w:sz w:val="18"/>
               </w:rPr>
-              <w:t>113 ms</w:t>
+              <w:t>119 ms</w:t>
             </w:r>
           </w:p>
         </w:tc>
@@ -1239,7 +1239,7 @@
               <w:rPr>
                 <w:sz w:val="18"/>
               </w:rPr>
-              <w:t>1175 ms</w:t>
+              <w:t>1352 ms</w:t>
             </w:r>
           </w:p>
         </w:tc>
@@ -1311,7 +1311,7 @@
               <w:rPr>
                 <w:sz w:val="18"/>
               </w:rPr>
-              <w:t>1261 ms</w:t>
+              <w:t>1207 ms</w:t>
             </w:r>
           </w:p>
         </w:tc>
@@ -1383,7 +1383,7 @@
               <w:rPr>
                 <w:sz w:val="18"/>
               </w:rPr>
-              <w:t>2802 ms</w:t>
+              <w:t>3454 ms</w:t>
             </w:r>
           </w:p>
         </w:tc>

--- a/测试报告_v1.0.docx
+++ b/测试报告_v1.0.docx
@@ -24,7 +24,7 @@
           <w:color w:val="7D889B"/>
           <w:sz w:val="22"/>
         </w:rPr>
-        <w:t>15/15 通过 · 9.4 秒 · v1.0 · 2026-10-27 19:35</w:t>
+        <w:t>15/15 通过 · 10.1 秒 · v1.0 · 2026-10-27 19:47</w:t>
       </w:r>
     </w:p>
     <w:p/>
@@ -168,7 +168,7 @@
               <w:rPr>
                 <w:sz w:val="18"/>
               </w:rPr>
-              <w:t>9.4 秒（LLM 走本地缓存）</w:t>
+              <w:t>10.1 秒（LLM 走本地缓存）</w:t>
             </w:r>
           </w:p>
         </w:tc>
@@ -375,7 +375,7 @@
               <w:rPr>
                 <w:sz w:val="18"/>
               </w:rPr>
-              <w:t>356 ms</w:t>
+              <w:t>269 ms</w:t>
             </w:r>
           </w:p>
         </w:tc>
@@ -389,7 +389,7 @@
               <w:rPr>
                 <w:sz w:val="18"/>
               </w:rPr>
-              <w:t>写入 20 条 / 17.9 ms；精修 采纳 7 · 驳回 1</w:t>
+              <w:t>写入 20 条 / 17.2 ms；精修 采纳 7 · 驳回 1</w:t>
             </w:r>
           </w:p>
         </w:tc>
@@ -447,7 +447,7 @@
               <w:rPr>
                 <w:sz w:val="18"/>
               </w:rPr>
-              <w:t>340 ms</w:t>
+              <w:t>337 ms</w:t>
             </w:r>
           </w:p>
         </w:tc>
@@ -519,7 +519,7 @@
               <w:rPr>
                 <w:sz w:val="18"/>
               </w:rPr>
-              <w:t>229 ms</w:t>
+              <w:t>134 ms</w:t>
             </w:r>
           </w:p>
         </w:tc>
@@ -591,7 +591,7 @@
               <w:rPr>
                 <w:sz w:val="18"/>
               </w:rPr>
-              <w:t>116 ms</w:t>
+              <w:t>101 ms</w:t>
             </w:r>
           </w:p>
         </w:tc>
@@ -663,7 +663,7 @@
               <w:rPr>
                 <w:sz w:val="18"/>
               </w:rPr>
-              <w:t>381 ms</w:t>
+              <w:t>238 ms</w:t>
             </w:r>
           </w:p>
         </w:tc>
@@ -735,7 +735,7 @@
               <w:rPr>
                 <w:sz w:val="18"/>
               </w:rPr>
-              <w:t>200 ms</w:t>
+              <w:t>290 ms</w:t>
             </w:r>
           </w:p>
         </w:tc>
@@ -807,7 +807,7 @@
               <w:rPr>
                 <w:sz w:val="18"/>
               </w:rPr>
-              <w:t>305 ms</w:t>
+              <w:t>324 ms</w:t>
             </w:r>
           </w:p>
         </w:tc>
@@ -879,7 +879,7 @@
               <w:rPr>
                 <w:sz w:val="18"/>
               </w:rPr>
-              <w:t>963 ms</w:t>
+              <w:t>973 ms</w:t>
             </w:r>
           </w:p>
         </w:tc>
@@ -951,7 +951,7 @@
               <w:rPr>
                 <w:sz w:val="18"/>
               </w:rPr>
-              <w:t>113 ms</w:t>
+              <w:t>102 ms</w:t>
             </w:r>
           </w:p>
         </w:tc>
@@ -1023,7 +1023,7 @@
               <w:rPr>
                 <w:sz w:val="18"/>
               </w:rPr>
-              <w:t>110 ms</w:t>
+              <w:t>104 ms</w:t>
             </w:r>
           </w:p>
         </w:tc>
@@ -1095,7 +1095,7 @@
               <w:rPr>
                 <w:sz w:val="18"/>
               </w:rPr>
-              <w:t>109 ms</w:t>
+              <w:t>115 ms</w:t>
             </w:r>
           </w:p>
         </w:tc>
@@ -1167,7 +1167,7 @@
               <w:rPr>
                 <w:sz w:val="18"/>
               </w:rPr>
-              <w:t>119 ms</w:t>
+              <w:t>118 ms</w:t>
             </w:r>
           </w:p>
         </w:tc>
@@ -1239,7 +1239,7 @@
               <w:rPr>
                 <w:sz w:val="18"/>
               </w:rPr>
-              <w:t>1352 ms</w:t>
+              <w:t>1837 ms</w:t>
             </w:r>
           </w:p>
         </w:tc>
@@ -1311,7 +1311,7 @@
               <w:rPr>
                 <w:sz w:val="18"/>
               </w:rPr>
-              <w:t>1207 ms</w:t>
+              <w:t>1399 ms</w:t>
             </w:r>
           </w:p>
         </w:tc>
@@ -1383,7 +1383,7 @@
               <w:rPr>
                 <w:sz w:val="18"/>
               </w:rPr>
-              <w:t>3454 ms</w:t>
+              <w:t>3752 ms</w:t>
             </w:r>
           </w:p>
         </w:tc>

--- a/测试报告_v1.0.docx
+++ b/测试报告_v1.0.docx
@@ -24,7 +24,7 @@
           <w:color w:val="7D889B"/>
           <w:sz w:val="22"/>
         </w:rPr>
-        <w:t>15/15 通过 · 10.1 秒 · v1.0 · 2026-10-27 19:47</w:t>
+        <w:t>15/15 通过 · 11.1 秒 · v1.0 · 2026-10-27 21:25</w:t>
       </w:r>
     </w:p>
     <w:p/>
@@ -168,7 +168,7 @@
               <w:rPr>
                 <w:sz w:val="18"/>
               </w:rPr>
-              <w:t>10.1 秒（LLM 走本地缓存）</w:t>
+              <w:t>11.1 秒（LLM 走本地缓存）</w:t>
             </w:r>
           </w:p>
         </w:tc>
@@ -375,7 +375,7 @@
               <w:rPr>
                 <w:sz w:val="18"/>
               </w:rPr>
-              <w:t>269 ms</w:t>
+              <w:t>342 ms</w:t>
             </w:r>
           </w:p>
         </w:tc>
@@ -389,7 +389,7 @@
               <w:rPr>
                 <w:sz w:val="18"/>
               </w:rPr>
-              <w:t>写入 20 条 / 17.2 ms；精修 采纳 7 · 驳回 1</w:t>
+              <w:t>写入 20 条 / 20.4 ms；精修 采纳 7 · 驳回 1</w:t>
             </w:r>
           </w:p>
         </w:tc>
@@ -447,7 +447,7 @@
               <w:rPr>
                 <w:sz w:val="18"/>
               </w:rPr>
-              <w:t>337 ms</w:t>
+              <w:t>412 ms</w:t>
             </w:r>
           </w:p>
         </w:tc>
@@ -519,7 +519,7 @@
               <w:rPr>
                 <w:sz w:val="18"/>
               </w:rPr>
-              <w:t>134 ms</w:t>
+              <w:t>206 ms</w:t>
             </w:r>
           </w:p>
         </w:tc>
@@ -591,7 +591,7 @@
               <w:rPr>
                 <w:sz w:val="18"/>
               </w:rPr>
-              <w:t>101 ms</w:t>
+              <w:t>111 ms</w:t>
             </w:r>
           </w:p>
         </w:tc>
@@ -663,7 +663,7 @@
               <w:rPr>
                 <w:sz w:val="18"/>
               </w:rPr>
-              <w:t>238 ms</w:t>
+              <w:t>488 ms</w:t>
             </w:r>
           </w:p>
         </w:tc>
@@ -735,7 +735,7 @@
               <w:rPr>
                 <w:sz w:val="18"/>
               </w:rPr>
-              <w:t>290 ms</w:t>
+              <w:t>274 ms</w:t>
             </w:r>
           </w:p>
         </w:tc>
@@ -807,7 +807,7 @@
               <w:rPr>
                 <w:sz w:val="18"/>
               </w:rPr>
-              <w:t>324 ms</w:t>
+              <w:t>435 ms</w:t>
             </w:r>
           </w:p>
         </w:tc>
@@ -951,7 +951,7 @@
               <w:rPr>
                 <w:sz w:val="18"/>
               </w:rPr>
-              <w:t>102 ms</w:t>
+              <w:t>124 ms</w:t>
             </w:r>
           </w:p>
         </w:tc>
@@ -1023,7 +1023,7 @@
               <w:rPr>
                 <w:sz w:val="18"/>
               </w:rPr>
-              <w:t>104 ms</w:t>
+              <w:t>121 ms</w:t>
             </w:r>
           </w:p>
         </w:tc>
@@ -1095,7 +1095,7 @@
               <w:rPr>
                 <w:sz w:val="18"/>
               </w:rPr>
-              <w:t>115 ms</w:t>
+              <w:t>120 ms</w:t>
             </w:r>
           </w:p>
         </w:tc>
@@ -1167,7 +1167,7 @@
               <w:rPr>
                 <w:sz w:val="18"/>
               </w:rPr>
-              <w:t>118 ms</w:t>
+              <w:t>121 ms</w:t>
             </w:r>
           </w:p>
         </w:tc>
@@ -1239,7 +1239,7 @@
               <w:rPr>
                 <w:sz w:val="18"/>
               </w:rPr>
-              <w:t>1837 ms</w:t>
+              <w:t>2465 ms</w:t>
             </w:r>
           </w:p>
         </w:tc>
@@ -1311,7 +1311,7 @@
               <w:rPr>
                 <w:sz w:val="18"/>
               </w:rPr>
-              <w:t>1399 ms</w:t>
+              <w:t>1603 ms</w:t>
             </w:r>
           </w:p>
         </w:tc>
@@ -1383,7 +1383,7 @@
               <w:rPr>
                 <w:sz w:val="18"/>
               </w:rPr>
-              <w:t>3752 ms</w:t>
+              <w:t>3348 ms</w:t>
             </w:r>
           </w:p>
         </w:tc>

--- a/测试报告_v1.0.docx
+++ b/测试报告_v1.0.docx
@@ -24,7 +24,7 @@
           <w:color w:val="7D889B"/>
           <w:sz w:val="22"/>
         </w:rPr>
-        <w:t>15/15 通过 · 11.1 秒 · v1.0 · 2026-10-27 21:25</w:t>
+        <w:t>15/15 通过 · 9.9 秒 · v1.0 · 2026-10-27 21:30</w:t>
       </w:r>
     </w:p>
     <w:p/>
@@ -168,7 +168,7 @@
               <w:rPr>
                 <w:sz w:val="18"/>
               </w:rPr>
-              <w:t>11.1 秒（LLM 走本地缓存）</w:t>
+              <w:t>9.9 秒（LLM 走本地缓存）</w:t>
             </w:r>
           </w:p>
         </w:tc>
@@ -375,7 +375,7 @@
               <w:rPr>
                 <w:sz w:val="18"/>
               </w:rPr>
-              <w:t>342 ms</w:t>
+              <w:t>314 ms</w:t>
             </w:r>
           </w:p>
         </w:tc>
@@ -389,7 +389,7 @@
               <w:rPr>
                 <w:sz w:val="18"/>
               </w:rPr>
-              <w:t>写入 20 条 / 20.4 ms；精修 采纳 7 · 驳回 1</w:t>
+              <w:t>写入 20 条 / 19.1 ms；精修 采纳 7 · 驳回 1</w:t>
             </w:r>
           </w:p>
         </w:tc>
@@ -447,7 +447,7 @@
               <w:rPr>
                 <w:sz w:val="18"/>
               </w:rPr>
-              <w:t>412 ms</w:t>
+              <w:t>252 ms</w:t>
             </w:r>
           </w:p>
         </w:tc>
@@ -519,7 +519,7 @@
               <w:rPr>
                 <w:sz w:val="18"/>
               </w:rPr>
-              <w:t>206 ms</w:t>
+              <w:t>169 ms</w:t>
             </w:r>
           </w:p>
         </w:tc>
@@ -591,7 +591,7 @@
               <w:rPr>
                 <w:sz w:val="18"/>
               </w:rPr>
-              <w:t>111 ms</w:t>
+              <w:t>118 ms</w:t>
             </w:r>
           </w:p>
         </w:tc>
@@ -663,7 +663,7 @@
               <w:rPr>
                 <w:sz w:val="18"/>
               </w:rPr>
-              <w:t>488 ms</w:t>
+              <w:t>311 ms</w:t>
             </w:r>
           </w:p>
         </w:tc>
@@ -735,7 +735,7 @@
               <w:rPr>
                 <w:sz w:val="18"/>
               </w:rPr>
-              <w:t>274 ms</w:t>
+              <w:t>232 ms</w:t>
             </w:r>
           </w:p>
         </w:tc>
@@ -807,7 +807,7 @@
               <w:rPr>
                 <w:sz w:val="18"/>
               </w:rPr>
-              <w:t>435 ms</w:t>
+              <w:t>299 ms</w:t>
             </w:r>
           </w:p>
         </w:tc>
@@ -879,7 +879,7 @@
               <w:rPr>
                 <w:sz w:val="18"/>
               </w:rPr>
-              <w:t>973 ms</w:t>
+              <w:t>1043 ms</w:t>
             </w:r>
           </w:p>
         </w:tc>
@@ -951,7 +951,7 @@
               <w:rPr>
                 <w:sz w:val="18"/>
               </w:rPr>
-              <w:t>124 ms</w:t>
+              <w:t>115 ms</w:t>
             </w:r>
           </w:p>
         </w:tc>
@@ -1023,7 +1023,7 @@
               <w:rPr>
                 <w:sz w:val="18"/>
               </w:rPr>
-              <w:t>121 ms</w:t>
+              <w:t>119 ms</w:t>
             </w:r>
           </w:p>
         </w:tc>
@@ -1095,7 +1095,7 @@
               <w:rPr>
                 <w:sz w:val="18"/>
               </w:rPr>
-              <w:t>120 ms</w:t>
+              <w:t>118 ms</w:t>
             </w:r>
           </w:p>
         </w:tc>
@@ -1167,7 +1167,7 @@
               <w:rPr>
                 <w:sz w:val="18"/>
               </w:rPr>
-              <w:t>121 ms</w:t>
+              <w:t>118 ms</w:t>
             </w:r>
           </w:p>
         </w:tc>
@@ -1239,7 +1239,7 @@
               <w:rPr>
                 <w:sz w:val="18"/>
               </w:rPr>
-              <w:t>2465 ms</w:t>
+              <w:t>2505 ms</w:t>
             </w:r>
           </w:p>
         </w:tc>
@@ -1311,7 +1311,7 @@
               <w:rPr>
                 <w:sz w:val="18"/>
               </w:rPr>
-              <w:t>1603 ms</w:t>
+              <w:t>1245 ms</w:t>
             </w:r>
           </w:p>
         </w:tc>
@@ -1383,7 +1383,7 @@
               <w:rPr>
                 <w:sz w:val="18"/>
               </w:rPr>
-              <w:t>3348 ms</w:t>
+              <w:t>2930 ms</w:t>
             </w:r>
           </w:p>
         </w:tc>

--- a/测试报告_v1.0.docx
+++ b/测试报告_v1.0.docx
@@ -24,7 +24,7 @@
           <w:color w:val="7D889B"/>
           <w:sz w:val="22"/>
         </w:rPr>
-        <w:t>15/15 通过 · 9.9 秒 · v1.0 · 2026-10-27 21:30</w:t>
+        <w:t>15/15 通过 · 10.0 秒 · v1.0 · 2026-10-27 21:37</w:t>
       </w:r>
     </w:p>
     <w:p/>
@@ -168,7 +168,7 @@
               <w:rPr>
                 <w:sz w:val="18"/>
               </w:rPr>
-              <w:t>9.9 秒（LLM 走本地缓存）</w:t>
+              <w:t>10.0 秒（LLM 走本地缓存）</w:t>
             </w:r>
           </w:p>
         </w:tc>
@@ -375,7 +375,7 @@
               <w:rPr>
                 <w:sz w:val="18"/>
               </w:rPr>
-              <w:t>314 ms</w:t>
+              <w:t>633 ms</w:t>
             </w:r>
           </w:p>
         </w:tc>
@@ -389,7 +389,7 @@
               <w:rPr>
                 <w:sz w:val="18"/>
               </w:rPr>
-              <w:t>写入 20 条 / 19.1 ms；精修 采纳 7 · 驳回 1</w:t>
+              <w:t>写入 20 条 / 18.1 ms；精修 采纳 7 · 驳回 1</w:t>
             </w:r>
           </w:p>
         </w:tc>
@@ -447,7 +447,7 @@
               <w:rPr>
                 <w:sz w:val="18"/>
               </w:rPr>
-              <w:t>252 ms</w:t>
+              <w:t>413 ms</w:t>
             </w:r>
           </w:p>
         </w:tc>
@@ -519,7 +519,7 @@
               <w:rPr>
                 <w:sz w:val="18"/>
               </w:rPr>
-              <w:t>169 ms</w:t>
+              <w:t>253 ms</w:t>
             </w:r>
           </w:p>
         </w:tc>
@@ -591,7 +591,7 @@
               <w:rPr>
                 <w:sz w:val="18"/>
               </w:rPr>
-              <w:t>118 ms</w:t>
+              <w:t>124 ms</w:t>
             </w:r>
           </w:p>
         </w:tc>
@@ -663,7 +663,7 @@
               <w:rPr>
                 <w:sz w:val="18"/>
               </w:rPr>
-              <w:t>311 ms</w:t>
+              <w:t>284 ms</w:t>
             </w:r>
           </w:p>
         </w:tc>
@@ -735,7 +735,7 @@
               <w:rPr>
                 <w:sz w:val="18"/>
               </w:rPr>
-              <w:t>232 ms</w:t>
+              <w:t>216 ms</w:t>
             </w:r>
           </w:p>
         </w:tc>
@@ -807,7 +807,7 @@
               <w:rPr>
                 <w:sz w:val="18"/>
               </w:rPr>
-              <w:t>299 ms</w:t>
+              <w:t>272 ms</w:t>
             </w:r>
           </w:p>
         </w:tc>
@@ -879,7 +879,7 @@
               <w:rPr>
                 <w:sz w:val="18"/>
               </w:rPr>
-              <w:t>1043 ms</w:t>
+              <w:t>955 ms</w:t>
             </w:r>
           </w:p>
         </w:tc>
@@ -951,7 +951,7 @@
               <w:rPr>
                 <w:sz w:val="18"/>
               </w:rPr>
-              <w:t>115 ms</w:t>
+              <w:t>122 ms</w:t>
             </w:r>
           </w:p>
         </w:tc>
@@ -1023,7 +1023,7 @@
               <w:rPr>
                 <w:sz w:val="18"/>
               </w:rPr>
-              <w:t>119 ms</w:t>
+              <w:t>116 ms</w:t>
             </w:r>
           </w:p>
         </w:tc>
@@ -1239,7 +1239,7 @@
               <w:rPr>
                 <w:sz w:val="18"/>
               </w:rPr>
-              <w:t>2505 ms</w:t>
+              <w:t>2510 ms</w:t>
             </w:r>
           </w:p>
         </w:tc>
@@ -1311,7 +1311,7 @@
               <w:rPr>
                 <w:sz w:val="18"/>
               </w:rPr>
-              <w:t>1245 ms</w:t>
+              <w:t>1237 ms</w:t>
             </w:r>
           </w:p>
         </w:tc>
@@ -1383,7 +1383,7 @@
               <w:rPr>
                 <w:sz w:val="18"/>
               </w:rPr>
-              <w:t>2930 ms</w:t>
+              <w:t>2602 ms</w:t>
             </w:r>
           </w:p>
         </w:tc>

--- a/测试报告_v1.0.docx
+++ b/测试报告_v1.0.docx
@@ -24,7 +24,7 @@
           <w:color w:val="7D889B"/>
           <w:sz w:val="22"/>
         </w:rPr>
-        <w:t>15/15 通过 · 10.0 秒 · v1.0 · 2026-10-27 21:37</w:t>
+        <w:t>15/15 通过 · 9.6 秒 · v1.0 · 2026-10-27 21:42</w:t>
       </w:r>
     </w:p>
     <w:p/>
@@ -168,7 +168,7 @@
               <w:rPr>
                 <w:sz w:val="18"/>
               </w:rPr>
-              <w:t>10.0 秒（LLM 走本地缓存）</w:t>
+              <w:t>9.6 秒（LLM 走本地缓存）</w:t>
             </w:r>
           </w:p>
         </w:tc>
@@ -375,7 +375,7 @@
               <w:rPr>
                 <w:sz w:val="18"/>
               </w:rPr>
-              <w:t>633 ms</w:t>
+              <w:t>408 ms</w:t>
             </w:r>
           </w:p>
         </w:tc>
@@ -389,7 +389,7 @@
               <w:rPr>
                 <w:sz w:val="18"/>
               </w:rPr>
-              <w:t>写入 20 条 / 18.1 ms；精修 采纳 7 · 驳回 1</w:t>
+              <w:t>写入 20 条 / 19.5 ms；精修 采纳 7 · 驳回 1</w:t>
             </w:r>
           </w:p>
         </w:tc>
@@ -447,7 +447,7 @@
               <w:rPr>
                 <w:sz w:val="18"/>
               </w:rPr>
-              <w:t>413 ms</w:t>
+              <w:t>301 ms</w:t>
             </w:r>
           </w:p>
         </w:tc>
@@ -519,7 +519,7 @@
               <w:rPr>
                 <w:sz w:val="18"/>
               </w:rPr>
-              <w:t>253 ms</w:t>
+              <w:t>182 ms</w:t>
             </w:r>
           </w:p>
         </w:tc>
@@ -663,7 +663,7 @@
               <w:rPr>
                 <w:sz w:val="18"/>
               </w:rPr>
-              <w:t>284 ms</w:t>
+              <w:t>278 ms</w:t>
             </w:r>
           </w:p>
         </w:tc>
@@ -735,7 +735,7 @@
               <w:rPr>
                 <w:sz w:val="18"/>
               </w:rPr>
-              <w:t>216 ms</w:t>
+              <w:t>201 ms</w:t>
             </w:r>
           </w:p>
         </w:tc>
@@ -807,7 +807,7 @@
               <w:rPr>
                 <w:sz w:val="18"/>
               </w:rPr>
-              <w:t>272 ms</w:t>
+              <w:t>302 ms</w:t>
             </w:r>
           </w:p>
         </w:tc>
@@ -879,7 +879,7 @@
               <w:rPr>
                 <w:sz w:val="18"/>
               </w:rPr>
-              <w:t>955 ms</w:t>
+              <w:t>957 ms</w:t>
             </w:r>
           </w:p>
         </w:tc>
@@ -951,7 +951,7 @@
               <w:rPr>
                 <w:sz w:val="18"/>
               </w:rPr>
-              <w:t>122 ms</w:t>
+              <w:t>117 ms</w:t>
             </w:r>
           </w:p>
         </w:tc>
@@ -1023,7 +1023,7 @@
               <w:rPr>
                 <w:sz w:val="18"/>
               </w:rPr>
-              <w:t>116 ms</w:t>
+              <w:t>115 ms</w:t>
             </w:r>
           </w:p>
         </w:tc>
@@ -1095,7 +1095,7 @@
               <w:rPr>
                 <w:sz w:val="18"/>
               </w:rPr>
-              <w:t>118 ms</w:t>
+              <w:t>114 ms</w:t>
             </w:r>
           </w:p>
         </w:tc>
@@ -1167,7 +1167,7 @@
               <w:rPr>
                 <w:sz w:val="18"/>
               </w:rPr>
-              <w:t>118 ms</w:t>
+              <w:t>136 ms</w:t>
             </w:r>
           </w:p>
         </w:tc>
@@ -1239,7 +1239,7 @@
               <w:rPr>
                 <w:sz w:val="18"/>
               </w:rPr>
-              <w:t>2510 ms</w:t>
+              <w:t>2477 ms</w:t>
             </w:r>
           </w:p>
         </w:tc>
@@ -1311,7 +1311,7 @@
               <w:rPr>
                 <w:sz w:val="18"/>
               </w:rPr>
-              <w:t>1237 ms</w:t>
+              <w:t>1282 ms</w:t>
             </w:r>
           </w:p>
         </w:tc>
@@ -1383,7 +1383,7 @@
               <w:rPr>
                 <w:sz w:val="18"/>
               </w:rPr>
-              <w:t>2602 ms</w:t>
+              <w:t>2571 ms</w:t>
             </w:r>
           </w:p>
         </w:tc>

--- a/测试报告_v1.0.docx
+++ b/测试报告_v1.0.docx
@@ -24,7 +24,7 @@
           <w:color w:val="7D889B"/>
           <w:sz w:val="22"/>
         </w:rPr>
-        <w:t>15/15 通过 · 9.6 秒 · v1.0 · 2026-10-27 21:42</w:t>
+        <w:t>15/15 通过 · 9.7 秒 · v1.0 · 2026-10-27 22:27</w:t>
       </w:r>
     </w:p>
     <w:p/>
@@ -168,7 +168,7 @@
               <w:rPr>
                 <w:sz w:val="18"/>
               </w:rPr>
-              <w:t>9.6 秒（LLM 走本地缓存）</w:t>
+              <w:t>9.7 秒（LLM 走本地缓存）</w:t>
             </w:r>
           </w:p>
         </w:tc>
@@ -375,7 +375,7 @@
               <w:rPr>
                 <w:sz w:val="18"/>
               </w:rPr>
-              <w:t>408 ms</w:t>
+              <w:t>362 ms</w:t>
             </w:r>
           </w:p>
         </w:tc>
@@ -389,7 +389,7 @@
               <w:rPr>
                 <w:sz w:val="18"/>
               </w:rPr>
-              <w:t>写入 20 条 / 19.5 ms；精修 采纳 7 · 驳回 1</w:t>
+              <w:t>写入 20 条 / 30.6 ms；精修 采纳 7 · 驳回 1</w:t>
             </w:r>
           </w:p>
         </w:tc>
@@ -447,7 +447,7 @@
               <w:rPr>
                 <w:sz w:val="18"/>
               </w:rPr>
-              <w:t>301 ms</w:t>
+              <w:t>388 ms</w:t>
             </w:r>
           </w:p>
         </w:tc>
@@ -519,7 +519,7 @@
               <w:rPr>
                 <w:sz w:val="18"/>
               </w:rPr>
-              <w:t>182 ms</w:t>
+              <w:t>240 ms</w:t>
             </w:r>
           </w:p>
         </w:tc>
@@ -591,7 +591,7 @@
               <w:rPr>
                 <w:sz w:val="18"/>
               </w:rPr>
-              <w:t>124 ms</w:t>
+              <w:t>217 ms</w:t>
             </w:r>
           </w:p>
         </w:tc>
@@ -663,7 +663,7 @@
               <w:rPr>
                 <w:sz w:val="18"/>
               </w:rPr>
-              <w:t>278 ms</w:t>
+              <w:t>379 ms</w:t>
             </w:r>
           </w:p>
         </w:tc>
@@ -735,7 +735,7 @@
               <w:rPr>
                 <w:sz w:val="18"/>
               </w:rPr>
-              <w:t>201 ms</w:t>
+              <w:t>355 ms</w:t>
             </w:r>
           </w:p>
         </w:tc>
@@ -807,7 +807,7 @@
               <w:rPr>
                 <w:sz w:val="18"/>
               </w:rPr>
-              <w:t>302 ms</w:t>
+              <w:t>383 ms</w:t>
             </w:r>
           </w:p>
         </w:tc>
@@ -879,7 +879,7 @@
               <w:rPr>
                 <w:sz w:val="18"/>
               </w:rPr>
-              <w:t>957 ms</w:t>
+              <w:t>998 ms</w:t>
             </w:r>
           </w:p>
         </w:tc>
@@ -951,7 +951,7 @@
               <w:rPr>
                 <w:sz w:val="18"/>
               </w:rPr>
-              <w:t>117 ms</w:t>
+              <w:t>201 ms</w:t>
             </w:r>
           </w:p>
         </w:tc>
@@ -1023,7 +1023,7 @@
               <w:rPr>
                 <w:sz w:val="18"/>
               </w:rPr>
-              <w:t>115 ms</w:t>
+              <w:t>205 ms</w:t>
             </w:r>
           </w:p>
         </w:tc>
@@ -1095,7 +1095,7 @@
               <w:rPr>
                 <w:sz w:val="18"/>
               </w:rPr>
-              <w:t>114 ms</w:t>
+              <w:t>198 ms</w:t>
             </w:r>
           </w:p>
         </w:tc>
@@ -1167,7 +1167,7 @@
               <w:rPr>
                 <w:sz w:val="18"/>
               </w:rPr>
-              <w:t>136 ms</w:t>
+              <w:t>206 ms</w:t>
             </w:r>
           </w:p>
         </w:tc>
@@ -1239,7 +1239,7 @@
               <w:rPr>
                 <w:sz w:val="18"/>
               </w:rPr>
-              <w:t>2477 ms</w:t>
+              <w:t>2561 ms</w:t>
             </w:r>
           </w:p>
         </w:tc>
@@ -1311,7 +1311,7 @@
               <w:rPr>
                 <w:sz w:val="18"/>
               </w:rPr>
-              <w:t>1282 ms</w:t>
+              <w:t>1851 ms</w:t>
             </w:r>
           </w:p>
         </w:tc>
@@ -1383,7 +1383,7 @@
               <w:rPr>
                 <w:sz w:val="18"/>
               </w:rPr>
-              <w:t>2571 ms</w:t>
+              <w:t>1176 ms</w:t>
             </w:r>
           </w:p>
         </w:tc>

--- a/测试报告_v1.0.docx
+++ b/测试报告_v1.0.docx
@@ -24,7 +24,7 @@
           <w:color w:val="7D889B"/>
           <w:sz w:val="22"/>
         </w:rPr>
-        <w:t>15/15 通过 · 9.7 秒 · v1.0 · 2026-10-27 22:27</w:t>
+        <w:t>15/15 通过 · 8.4 秒 · v1.0 · 2026-10-27 22:36</w:t>
       </w:r>
     </w:p>
     <w:p/>
@@ -168,7 +168,7 @@
               <w:rPr>
                 <w:sz w:val="18"/>
               </w:rPr>
-              <w:t>9.7 秒（LLM 走本地缓存）</w:t>
+              <w:t>8.4 秒（LLM 走本地缓存）</w:t>
             </w:r>
           </w:p>
         </w:tc>
@@ -375,7 +375,7 @@
               <w:rPr>
                 <w:sz w:val="18"/>
               </w:rPr>
-              <w:t>362 ms</w:t>
+              <w:t>305 ms</w:t>
             </w:r>
           </w:p>
         </w:tc>
@@ -389,7 +389,7 @@
               <w:rPr>
                 <w:sz w:val="18"/>
               </w:rPr>
-              <w:t>写入 20 条 / 30.6 ms；精修 采纳 7 · 驳回 1</w:t>
+              <w:t>写入 20 条 / 27.5 ms；精修 采纳 6 · 驳回 2</w:t>
             </w:r>
           </w:p>
         </w:tc>
@@ -447,7 +447,7 @@
               <w:rPr>
                 <w:sz w:val="18"/>
               </w:rPr>
-              <w:t>388 ms</w:t>
+              <w:t>281 ms</w:t>
             </w:r>
           </w:p>
         </w:tc>
@@ -519,7 +519,7 @@
               <w:rPr>
                 <w:sz w:val="18"/>
               </w:rPr>
-              <w:t>240 ms</w:t>
+              <w:t>177 ms</w:t>
             </w:r>
           </w:p>
         </w:tc>
@@ -591,7 +591,7 @@
               <w:rPr>
                 <w:sz w:val="18"/>
               </w:rPr>
-              <w:t>217 ms</w:t>
+              <w:t>138 ms</w:t>
             </w:r>
           </w:p>
         </w:tc>
@@ -663,7 +663,7 @@
               <w:rPr>
                 <w:sz w:val="18"/>
               </w:rPr>
-              <w:t>379 ms</w:t>
+              <w:t>284 ms</w:t>
             </w:r>
           </w:p>
         </w:tc>
@@ -677,7 +677,7 @@
               <w:rPr>
                 <w:sz w:val="18"/>
               </w:rPr>
-              <w:t>断网写入 20 条；精修 4 条</w:t>
+              <w:t>断网写入 20 条；精修 3 条</w:t>
             </w:r>
           </w:p>
         </w:tc>
@@ -735,7 +735,7 @@
               <w:rPr>
                 <w:sz w:val="18"/>
               </w:rPr>
-              <w:t>355 ms</w:t>
+              <w:t>281 ms</w:t>
             </w:r>
           </w:p>
         </w:tc>
@@ -807,7 +807,7 @@
               <w:rPr>
                 <w:sz w:val="18"/>
               </w:rPr>
-              <w:t>383 ms</w:t>
+              <w:t>290 ms</w:t>
             </w:r>
           </w:p>
         </w:tc>
@@ -879,7 +879,7 @@
               <w:rPr>
                 <w:sz w:val="18"/>
               </w:rPr>
-              <w:t>998 ms</w:t>
+              <w:t>1014 ms</w:t>
             </w:r>
           </w:p>
         </w:tc>
@@ -951,7 +951,7 @@
               <w:rPr>
                 <w:sz w:val="18"/>
               </w:rPr>
-              <w:t>201 ms</w:t>
+              <w:t>138 ms</w:t>
             </w:r>
           </w:p>
         </w:tc>
@@ -1023,7 +1023,7 @@
               <w:rPr>
                 <w:sz w:val="18"/>
               </w:rPr>
-              <w:t>205 ms</w:t>
+              <w:t>158 ms</w:t>
             </w:r>
           </w:p>
         </w:tc>
@@ -1095,7 +1095,7 @@
               <w:rPr>
                 <w:sz w:val="18"/>
               </w:rPr>
-              <w:t>198 ms</w:t>
+              <w:t>142 ms</w:t>
             </w:r>
           </w:p>
         </w:tc>
@@ -1167,7 +1167,7 @@
               <w:rPr>
                 <w:sz w:val="18"/>
               </w:rPr>
-              <w:t>206 ms</w:t>
+              <w:t>164 ms</w:t>
             </w:r>
           </w:p>
         </w:tc>
@@ -1239,7 +1239,7 @@
               <w:rPr>
                 <w:sz w:val="18"/>
               </w:rPr>
-              <w:t>2561 ms</w:t>
+              <w:t>2558 ms</w:t>
             </w:r>
           </w:p>
         </w:tc>
@@ -1311,7 +1311,7 @@
               <w:rPr>
                 <w:sz w:val="18"/>
               </w:rPr>
-              <w:t>1851 ms</w:t>
+              <w:t>1446 ms</w:t>
             </w:r>
           </w:p>
         </w:tc>
@@ -1383,7 +1383,7 @@
               <w:rPr>
                 <w:sz w:val="18"/>
               </w:rPr>
-              <w:t>1176 ms</w:t>
+              <w:t>1045 ms</w:t>
             </w:r>
           </w:p>
         </w:tc>

--- a/测试报告_v1.0.docx
+++ b/测试报告_v1.0.docx
@@ -24,7 +24,7 @@
           <w:color w:val="7D889B"/>
           <w:sz w:val="22"/>
         </w:rPr>
-        <w:t>15/15 通过 · 8.4 秒 · v1.0 · 2026-10-27 22:36</w:t>
+        <w:t>15/15 通过 · 9.3 秒 · v1.0 · 2026-10-27 22:46</w:t>
       </w:r>
     </w:p>
     <w:p/>
@@ -168,7 +168,7 @@
               <w:rPr>
                 <w:sz w:val="18"/>
               </w:rPr>
-              <w:t>8.4 秒（LLM 走本地缓存）</w:t>
+              <w:t>9.3 秒（LLM 走本地缓存）</w:t>
             </w:r>
           </w:p>
         </w:tc>
@@ -375,7 +375,7 @@
               <w:rPr>
                 <w:sz w:val="18"/>
               </w:rPr>
-              <w:t>305 ms</w:t>
+              <w:t>365 ms</w:t>
             </w:r>
           </w:p>
         </w:tc>
@@ -389,7 +389,7 @@
               <w:rPr>
                 <w:sz w:val="18"/>
               </w:rPr>
-              <w:t>写入 20 条 / 27.5 ms；精修 采纳 6 · 驳回 2</w:t>
+              <w:t>写入 20 条 / 33.8 ms；精修 采纳 6 · 驳回 2</w:t>
             </w:r>
           </w:p>
         </w:tc>
@@ -447,7 +447,7 @@
               <w:rPr>
                 <w:sz w:val="18"/>
               </w:rPr>
-              <w:t>281 ms</w:t>
+              <w:t>357 ms</w:t>
             </w:r>
           </w:p>
         </w:tc>
@@ -519,7 +519,7 @@
               <w:rPr>
                 <w:sz w:val="18"/>
               </w:rPr>
-              <w:t>177 ms</w:t>
+              <w:t>211 ms</w:t>
             </w:r>
           </w:p>
         </w:tc>
@@ -591,7 +591,7 @@
               <w:rPr>
                 <w:sz w:val="18"/>
               </w:rPr>
-              <w:t>138 ms</w:t>
+              <w:t>186 ms</w:t>
             </w:r>
           </w:p>
         </w:tc>
@@ -663,7 +663,7 @@
               <w:rPr>
                 <w:sz w:val="18"/>
               </w:rPr>
-              <w:t>284 ms</w:t>
+              <w:t>372 ms</w:t>
             </w:r>
           </w:p>
         </w:tc>
@@ -735,7 +735,7 @@
               <w:rPr>
                 <w:sz w:val="18"/>
               </w:rPr>
-              <w:t>281 ms</w:t>
+              <w:t>312 ms</w:t>
             </w:r>
           </w:p>
         </w:tc>
@@ -807,7 +807,7 @@
               <w:rPr>
                 <w:sz w:val="18"/>
               </w:rPr>
-              <w:t>290 ms</w:t>
+              <w:t>362 ms</w:t>
             </w:r>
           </w:p>
         </w:tc>
@@ -879,7 +879,7 @@
               <w:rPr>
                 <w:sz w:val="18"/>
               </w:rPr>
-              <w:t>1014 ms</w:t>
+              <w:t>1008 ms</w:t>
             </w:r>
           </w:p>
         </w:tc>
@@ -951,7 +951,7 @@
               <w:rPr>
                 <w:sz w:val="18"/>
               </w:rPr>
-              <w:t>138 ms</w:t>
+              <w:t>201 ms</w:t>
             </w:r>
           </w:p>
         </w:tc>
@@ -1023,7 +1023,7 @@
               <w:rPr>
                 <w:sz w:val="18"/>
               </w:rPr>
-              <w:t>158 ms</w:t>
+              <w:t>202 ms</w:t>
             </w:r>
           </w:p>
         </w:tc>
@@ -1095,7 +1095,7 @@
               <w:rPr>
                 <w:sz w:val="18"/>
               </w:rPr>
-              <w:t>142 ms</w:t>
+              <w:t>202 ms</w:t>
             </w:r>
           </w:p>
         </w:tc>
@@ -1167,7 +1167,7 @@
               <w:rPr>
                 <w:sz w:val="18"/>
               </w:rPr>
-              <w:t>164 ms</w:t>
+              <w:t>201 ms</w:t>
             </w:r>
           </w:p>
         </w:tc>
@@ -1239,7 +1239,7 @@
               <w:rPr>
                 <w:sz w:val="18"/>
               </w:rPr>
-              <w:t>2558 ms</w:t>
+              <w:t>2491 ms</w:t>
             </w:r>
           </w:p>
         </w:tc>
@@ -1311,7 +1311,7 @@
               <w:rPr>
                 <w:sz w:val="18"/>
               </w:rPr>
-              <w:t>1446 ms</w:t>
+              <w:t>1755 ms</w:t>
             </w:r>
           </w:p>
         </w:tc>
@@ -1383,7 +1383,7 @@
               <w:rPr>
                 <w:sz w:val="18"/>
               </w:rPr>
-              <w:t>1045 ms</w:t>
+              <w:t>1106 ms</w:t>
             </w:r>
           </w:p>
         </w:tc>

--- a/测试报告_v1.0.docx
+++ b/测试报告_v1.0.docx
@@ -24,7 +24,7 @@
           <w:color w:val="7D889B"/>
           <w:sz w:val="22"/>
         </w:rPr>
-        <w:t>15/15 通过 · 9.3 秒 · v1.0 · 2026-10-27 22:46</w:t>
+        <w:t>15/15 通过 · 11.8 秒 · v1.0 · 2026-10-28 20:19</w:t>
       </w:r>
     </w:p>
     <w:p/>
@@ -168,7 +168,7 @@
               <w:rPr>
                 <w:sz w:val="18"/>
               </w:rPr>
-              <w:t>9.3 秒（LLM 走本地缓存）</w:t>
+              <w:t>11.8 秒（LLM 走本地缓存）</w:t>
             </w:r>
           </w:p>
         </w:tc>
@@ -375,7 +375,7 @@
               <w:rPr>
                 <w:sz w:val="18"/>
               </w:rPr>
-              <w:t>365 ms</w:t>
+              <w:t>515 ms</w:t>
             </w:r>
           </w:p>
         </w:tc>
@@ -389,7 +389,7 @@
               <w:rPr>
                 <w:sz w:val="18"/>
               </w:rPr>
-              <w:t>写入 20 条 / 33.8 ms；精修 采纳 6 · 驳回 2</w:t>
+              <w:t>写入 20 条 / 40.6 ms；精修 采纳 6 · 驳回 2</w:t>
             </w:r>
           </w:p>
         </w:tc>
@@ -447,7 +447,7 @@
               <w:rPr>
                 <w:sz w:val="18"/>
               </w:rPr>
-              <w:t>357 ms</w:t>
+              <w:t>504 ms</w:t>
             </w:r>
           </w:p>
         </w:tc>
@@ -519,7 +519,7 @@
               <w:rPr>
                 <w:sz w:val="18"/>
               </w:rPr>
-              <w:t>211 ms</w:t>
+              <w:t>312 ms</w:t>
             </w:r>
           </w:p>
         </w:tc>
@@ -591,7 +591,7 @@
               <w:rPr>
                 <w:sz w:val="18"/>
               </w:rPr>
-              <w:t>186 ms</w:t>
+              <w:t>248 ms</w:t>
             </w:r>
           </w:p>
         </w:tc>
@@ -663,7 +663,7 @@
               <w:rPr>
                 <w:sz w:val="18"/>
               </w:rPr>
-              <w:t>372 ms</w:t>
+              <w:t>472 ms</w:t>
             </w:r>
           </w:p>
         </w:tc>
@@ -735,7 +735,7 @@
               <w:rPr>
                 <w:sz w:val="18"/>
               </w:rPr>
-              <w:t>312 ms</w:t>
+              <w:t>430 ms</w:t>
             </w:r>
           </w:p>
         </w:tc>
@@ -807,7 +807,7 @@
               <w:rPr>
                 <w:sz w:val="18"/>
               </w:rPr>
-              <w:t>362 ms</w:t>
+              <w:t>457 ms</w:t>
             </w:r>
           </w:p>
         </w:tc>
@@ -879,7 +879,7 @@
               <w:rPr>
                 <w:sz w:val="18"/>
               </w:rPr>
-              <w:t>1008 ms</w:t>
+              <w:t>1133 ms</w:t>
             </w:r>
           </w:p>
         </w:tc>
@@ -951,7 +951,7 @@
               <w:rPr>
                 <w:sz w:val="18"/>
               </w:rPr>
-              <w:t>201 ms</w:t>
+              <w:t>255 ms</w:t>
             </w:r>
           </w:p>
         </w:tc>
@@ -1023,7 +1023,7 @@
               <w:rPr>
                 <w:sz w:val="18"/>
               </w:rPr>
-              <w:t>202 ms</w:t>
+              <w:t>239 ms</w:t>
             </w:r>
           </w:p>
         </w:tc>
@@ -1095,7 +1095,7 @@
               <w:rPr>
                 <w:sz w:val="18"/>
               </w:rPr>
-              <w:t>202 ms</w:t>
+              <w:t>240 ms</w:t>
             </w:r>
           </w:p>
         </w:tc>
@@ -1167,7 +1167,7 @@
               <w:rPr>
                 <w:sz w:val="18"/>
               </w:rPr>
-              <w:t>201 ms</w:t>
+              <w:t>257 ms</w:t>
             </w:r>
           </w:p>
         </w:tc>
@@ -1239,7 +1239,7 @@
               <w:rPr>
                 <w:sz w:val="18"/>
               </w:rPr>
-              <w:t>2491 ms</w:t>
+              <w:t>3047 ms</w:t>
             </w:r>
           </w:p>
         </w:tc>
@@ -1311,7 +1311,7 @@
               <w:rPr>
                 <w:sz w:val="18"/>
               </w:rPr>
-              <w:t>1755 ms</w:t>
+              <w:t>2204 ms</w:t>
             </w:r>
           </w:p>
         </w:tc>
@@ -1383,7 +1383,7 @@
               <w:rPr>
                 <w:sz w:val="18"/>
               </w:rPr>
-              <w:t>1106 ms</w:t>
+              <w:t>1525 ms</w:t>
             </w:r>
           </w:p>
         </w:tc>
